--- a/Documentation/sqd announcement.docx
+++ b/Documentation/sqd announcement.docx
@@ -219,7 +219,19 @@
         <w:rPr>
           <w:lang w:val="en-US"/>
         </w:rPr>
-        <w:t>Of course it is not necessary for every participant to do that</w:t>
+        <w:t xml:space="preserve">Of course it is not necessary for </w:t>
+      </w:r>
+      <w:r>
+        <w:rPr>
+          <w:lang w:val="en-US"/>
+        </w:rPr>
+        <w:t>any</w:t>
+      </w:r>
+      <w:r>
+        <w:rPr>
+          <w:lang w:val="en-US"/>
+        </w:rPr>
+        <w:t xml:space="preserve"> participant to do that</w:t>
       </w:r>
       <w:r>
         <w:rPr>
@@ -300,6 +312,83 @@
         </w:rPr>
         <w:t>- Link to ZIP file</w:t>
       </w:r>
+    </w:p>
+    <w:p>
+      <w:pPr>
+        <w:rPr>
+          <w:lang w:val="en-US"/>
+        </w:rPr>
+      </w:pPr>
+    </w:p>
+    <w:p>
+      <w:pPr>
+        <w:rPr>
+          <w:lang w:val="en-US"/>
+        </w:rPr>
+      </w:pPr>
+      <w:r>
+        <w:rPr>
+          <w:lang w:val="en-US"/>
+        </w:rPr>
+        <w:t>Documentation about the software for interested people</w:t>
+      </w:r>
+      <w:r>
+        <w:rPr>
+          <w:lang w:val="en-US"/>
+        </w:rPr>
+        <w:t>.</w:t>
+      </w:r>
+    </w:p>
+    <w:p>
+      <w:pPr>
+        <w:rPr>
+          <w:lang w:val="en-US"/>
+        </w:rPr>
+      </w:pPr>
+      <w:r>
+        <w:rPr>
+          <w:lang w:val="en-US"/>
+        </w:rPr>
+        <w:t xml:space="preserve">Easy: </w:t>
+      </w:r>
+      <w:hyperlink r:id="rId5" w:history="1">
+        <w:r>
+          <w:rPr>
+            <w:rStyle w:val="Hyperlink"/>
+            <w:lang w:val="en-US"/>
+          </w:rPr>
+          <w:t>https://github.com/hansvanstaveren/BigDeal/blob/master/PDF/Big%20Deal%20intro.pdf</w:t>
+        </w:r>
+      </w:hyperlink>
+    </w:p>
+    <w:p>
+      <w:pPr>
+        <w:rPr>
+          <w:lang w:val="en-US"/>
+        </w:rPr>
+      </w:pPr>
+      <w:r>
+        <w:rPr>
+          <w:lang w:val="en-US"/>
+        </w:rPr>
+        <w:t xml:space="preserve">Detailed: </w:t>
+      </w:r>
+      <w:hyperlink r:id="rId6" w:history="1">
+        <w:r>
+          <w:rPr>
+            <w:rStyle w:val="Hyperlink"/>
+            <w:lang w:val="en-US"/>
+          </w:rPr>
+          <w:t>https://github.com/hansvanstaveren/BigDeal/blob/master/PDF/Squaredeal.pdf</w:t>
+        </w:r>
+      </w:hyperlink>
+    </w:p>
+    <w:p>
+      <w:pPr>
+        <w:rPr>
+          <w:lang w:val="en-US"/>
+        </w:rPr>
+      </w:pPr>
     </w:p>
     <w:p>
       <w:pPr>
@@ -346,7 +435,7 @@
           <w:lang w:val="en-US"/>
         </w:rPr>
       </w:pPr>
-      <w:hyperlink r:id="rId5" w:history="1">
+      <w:hyperlink r:id="rId7" w:history="1">
         <w:r>
           <w:rPr>
             <w:rStyle w:val="Hyperlink"/>
@@ -362,8 +451,9 @@
           <w:lang w:val="en-US"/>
         </w:rPr>
       </w:pPr>
-      <w:hyperlink r:id="rId6" w:history="1">
+      <w:hyperlink r:id="rId8" w:history="1">
         <w:proofErr w:type="spellStart"/>
+        <w:proofErr w:type="gramStart"/>
         <w:r>
           <w:rPr>
             <w:rStyle w:val="Hyperlink"/>
@@ -372,6 +462,7 @@
           <w:t>BigDeal</w:t>
         </w:r>
         <w:proofErr w:type="spellEnd"/>
+        <w:proofErr w:type="gramEnd"/>
         <w:r>
           <w:rPr>
             <w:rStyle w:val="Hyperlink"/>
@@ -387,7 +478,7 @@
           <w:lang w:val="en-US"/>
         </w:rPr>
       </w:pPr>
-      <w:hyperlink r:id="rId7" w:history="1">
+      <w:hyperlink r:id="rId9" w:history="1">
         <w:proofErr w:type="spellStart"/>
         <w:r>
           <w:rPr>
@@ -419,20 +510,28 @@
           <w:lang w:val="en-US"/>
         </w:rPr>
       </w:pPr>
-      <w:r>
-        <w:rPr>
-          <w:lang w:val="en-US"/>
-        </w:rPr>
-        <w:t>Also the software:</w:t>
-      </w:r>
-    </w:p>
-    <w:p>
-      <w:pPr>
-        <w:rPr>
-          <w:lang w:val="en-US"/>
-        </w:rPr>
-      </w:pPr>
-      <w:hyperlink r:id="rId8" w:history="1">
+      <w:proofErr w:type="gramStart"/>
+      <w:r>
+        <w:rPr>
+          <w:lang w:val="en-US"/>
+        </w:rPr>
+        <w:t>Also</w:t>
+      </w:r>
+      <w:proofErr w:type="gramEnd"/>
+      <w:r>
+        <w:rPr>
+          <w:lang w:val="en-US"/>
+        </w:rPr>
+        <w:t xml:space="preserve"> the software:</w:t>
+      </w:r>
+    </w:p>
+    <w:p>
+      <w:pPr>
+        <w:rPr>
+          <w:lang w:val="en-US"/>
+        </w:rPr>
+      </w:pPr>
+      <w:hyperlink r:id="rId10" w:history="1">
         <w:r>
           <w:rPr>
             <w:rStyle w:val="Hyperlink"/>
@@ -448,7 +547,7 @@
           <w:lang w:val="en-US"/>
         </w:rPr>
       </w:pPr>
-      <w:hyperlink r:id="rId9" w:history="1">
+      <w:hyperlink r:id="rId11" w:history="1">
         <w:r>
           <w:rPr>
             <w:rStyle w:val="Hyperlink"/>
